--- a/en/wisdom-stories/mother-and-son.docx
+++ b/en/wisdom-stories/mother-and-son.docx
@@ -3,98 +3,152 @@
 <w:document xmlns:wpc="http://schemas.microsoft.com/office/word/2010/wordprocessingCanvas" xmlns:mo="http://schemas.microsoft.com/office/mac/office/2008/main" xmlns:mc="http://schemas.openxmlformats.org/markup-compatibility/2006" xmlns:mv="urn:schemas-microsoft-com:mac:vml" xmlns:o="urn:schemas-microsoft-com:office:office" xmlns:r="http://schemas.openxmlformats.org/officeDocument/2006/relationships" xmlns:m="http://schemas.openxmlformats.org/officeDocument/2006/math" xmlns:v="urn:schemas-microsoft-com:vml" xmlns:wp14="http://schemas.microsoft.com/office/word/2010/wordprocessingDrawing" xmlns:wp="http://schemas.openxmlformats.org/drawingml/2006/wordprocessingDrawing" xmlns:w10="urn:schemas-microsoft-com:office:word" xmlns:w="http://schemas.openxmlformats.org/wordprocessingml/2006/main" xmlns:w14="http://schemas.microsoft.com/office/word/2010/wordml" xmlns:wpg="http://schemas.microsoft.com/office/word/2010/wordprocessingGroup" xmlns:wpi="http://schemas.microsoft.com/office/word/2010/wordprocessingInk" xmlns:wne="http://schemas.microsoft.com/office/word/2006/wordml" xmlns:wps="http://schemas.microsoft.com/office/word/2010/wordprocessingShape" mc:Ignorable="w14 wp14">
   <w:body>
     <w:p>
+      <w:pPr>
+        <w:pStyle w:val="Title"/>
+      </w:pPr>
       <w:r>
-        <w:t>Mother and son</w:t>
+        <w:t>Mother and Son</w:t>
       </w:r>
     </w:p>
     <w:p>
+      <w:pPr/>
       <w:r>
-        <w:t>The man put the suitcases he was carrying against the wall. Then he stood up, took a deep breath, and said to his mother, “Mom, this is a very beautiful place.” “Of course, it is beautiful, my son,” the old woman replied. For a while, they were both silent, carefully examining the room.</w:t>
+        <w:t>The man set the suitcases against the wall, straightened up, and took a deep breath. “It’s a lovely place, Mom.”</w:t>
       </w:r>
     </w:p>
     <w:p>
+      <w:pPr>
+        <w:spacing w:after="80"/>
+      </w:pPr>
+      <w:r>
+        <w:t>“Of course it is, son,” she replied. For a while they stood silently, looking around the room.</w:t>
+      </w:r>
+    </w:p>
+    <w:p>
+      <w:pPr/>
       <w:r>
         <w:t>Then the woman opened her small suitcase and took out her nightgown, slippers, a few towels, and a framed picture. She placed the picture on the table next to her bed.</w:t>
       </w:r>
     </w:p>
     <w:p>
+      <w:pPr/>
       <w:r>
-        <w:t>A boy in a school uniform, with a soldierly posture, was looking out of the picture. A child with full eyes and pursed lips...</w:t>
+        <w:t>In the photograph, a small boy in school uniform stood stiffly, his eyes brimming with tears and his lips pressed together.</w:t>
       </w:r>
     </w:p>
     <w:p>
+      <w:pPr/>
       <w:r>
         <w:t>The man approached the window and opened the curtain. A pale daylight filled the room. It was freezing outside. He leaned his hands on the heater and watched the muddy cars passing by for a while. Then, without even turning his head, he asked, “Is this closet enough for you, Mom?”</w:t>
       </w:r>
     </w:p>
     <w:p>
+      <w:pPr>
+        <w:spacing w:after="80"/>
+      </w:pPr>
       <w:r>
-        <w:t>The old woman was lost in thought, so she didn’t even hear her son. She was leaning slightly to one side on her bed, her eyes fixed on the boy in the worn frame, his eyes fixed on the boy with a frightened look.</w:t>
+        <w:t>She did not hear him. Seated on the bed, she was gazing at the frightened boy in the worn frame.</w:t>
       </w:r>
     </w:p>
     <w:p>
+      <w:pPr>
+        <w:spacing w:after="80"/>
+      </w:pPr>
       <w:r>
         <w:t>It was a picture they had taken on the first day of school.</w:t>
       </w:r>
     </w:p>
     <w:p>
+      <w:pPr/>
       <w:r>
-        <w:t>The woman suddenly went back years ago. The day before, she had spent hours explaining how wonderful school was, but she had barely managed to get her son into the classroom. He had been at school all day, and every break she had gone to him and said, “I’m here, son, I’m waiting for you.” But the boy had clung to his mother’s hand even tighter and cried, “Don’t leave me, mom, I’m so scared.”</w:t>
+        <w:t>The memory returned. The day before school began, she had spent hours telling him how wonderful it would be. Even so, she had barely persuaded him to enter the classroom. She waited all day, reassuring him at every break: “I’m here, son. I’m waiting for you.” He clung to her hand. “Don’t leave me, Mom. I’m scared.”</w:t>
       </w:r>
     </w:p>
     <w:p>
+      <w:pPr/>
       <w:r>
-        <w:t>The sun was setting. The man took his hands off the heater and leaned them against the window, sweating. “Open your other suitcase too, let’s put your things in it, mom,” he said.</w:t>
+        <w:t>The sun was setting. Her son moved his warm hands from the radiator to the cold window. “Shall we open the other suitcase and put your things away?”</w:t>
       </w:r>
     </w:p>
     <w:p>
+      <w:pPr/>
       <w:r>
-        <w:t>“Don’t delay, son, I’ll put them in myself. I don’t have much stuff anyway,” the old woman said. She reached out her trembling hands and took her son’s hand. She seemed to be about to say something, but then she stopped. She swallowed: “The children will be worried too.”</w:t>
+        <w:t>“Don’t let me keep you. I can do it. There isn’t much.” She reached for his hand with trembling fingers. For a moment she seemed about to say more. Then she swallowed. “The children will be wondering where you are.”</w:t>
       </w:r>
     </w:p>
     <w:p>
+      <w:pPr/>
       <w:r>
-        <w:t>The door slammed shut. The old woman was left alone in the room with the peeling paint and the soldier-like look in the picture with her son. After sitting on the bed for a while, she put on her slippers and went to the window with the curtains open. Her son was getting into the car.</w:t>
+        <w:t>The door closed. She was alone with the peeling paint and the photograph. After a while, she put on her slippers and went to the window. Below, her son was getting into his car.</w:t>
       </w:r>
     </w:p>
     <w:p>
+      <w:pPr/>
       <w:r>
         <w:t>The old woman was afraid. Despite the fact that she had listened for hours the day before to how beautiful this place was, she was still afraid.</w:t>
       </w:r>
     </w:p>
     <w:p>
+      <w:pPr/>
       <w:r>
-        <w:t>Her son's handprint was still on the window glass. She carefully rested her cheek against the mark on the glass. Her eyes were full, her lips were pursed.</w:t>
+        <w:t>His handprint still marked the glass. She pressed her cheek against it, her eyes filling and her lips trembling.</w:t>
       </w:r>
     </w:p>
     <w:p>
+      <w:pPr>
+        <w:spacing w:after="80"/>
+      </w:pPr>
       <w:r>
         <w:t>“Don't leave me, son, I'm so scared,” she whispered.</w:t>
       </w:r>
     </w:p>
     <w:p>
+      <w:pPr>
+        <w:spacing w:after="80"/>
+      </w:pPr>
       <w:r>
-        <w:t>The words seemed to melt on the sweaty glass and flowed towards her son, who was sitting outside in his car, waving at her.</w:t>
+        <w:t>Her words seemed to melt into the misted glass and flow toward her son as he waved from the car.</w:t>
       </w:r>
     </w:p>
     <w:p>
+      <w:pPr>
+        <w:keepNext/>
+      </w:pPr>
       <w:r>
-        <w:t>Those who lived on the same floor as the old woman heard a sobbing sound that night. The only thing they were used to in the nursing home was the sound of sobbing that echoed through the corridors at night.</w:t>
+        <w:t>That night, the other residents heard her crying. Sobs in the corridor were a familiar sound at the nursing home.</w:t>
       </w:r>
     </w:p>
     <w:p>
+      <w:pPr>
+        <w:keepNext/>
+        <w:keepLines/>
+        <w:spacing w:before="160"/>
+      </w:pPr>
       <w:r>
-        <w:t>Moral: Life is a circle: a child who holds onto his mother's hand one day may leave her the next. True loyalty to a parent is not physical care, but love and attention.</w:t>
+        <w:rPr>
+          <w:b/>
+        </w:rPr>
+        <w:t>Moral:</w:t>
+      </w:r>
+      <w:r>
+        <w:t xml:space="preserve"> The child who once feared being left may one day leave a parent with the same fear. Caring for parents means attending to their need for love as well as their physical needs.</w:t>
       </w:r>
     </w:p>
     <w:p>
+      <w:pPr>
+        <w:spacing w:after="80"/>
+      </w:pPr>
       <w:r>
-        <w:t>The story was obtained from open Internet sources.</w:t>
+        <w:rPr>
+          <w:i/>
+          <w:sz w:val="18"/>
+        </w:rPr>
+        <w:t>Source: Publicly available internet sources.</w:t>
       </w:r>
     </w:p>
     <w:sectPr>
       <w:pgSz w:w="12240" w:h="15840"/>
-      <w:pgMar w:top="1440" w:right="1800" w:bottom="1440" w:left="1800" w:header="720" w:footer="720" w:gutter="0"/>
+      <w:pgMar w:top="1080" w:right="1224" w:bottom="1080" w:left="1224" w:header="720" w:footer="720" w:gutter="0"/>
       <w:cols w:space="720"/>
       <w:docGrid w:linePitch="360"/>
     </w:sectPr>
@@ -465,6 +519,16 @@
     <w:name w:val="Normal"/>
     <w:qFormat/>
     <w:rsid w:val="00FC693F"/>
+    <w:pPr>
+      <w:widowControl/>
+      <w:spacing w:after="120" w:line="259" w:lineRule="auto"/>
+    </w:pPr>
+    <w:rPr>
+      <w:rFonts w:ascii="Arial" w:hAnsi="Arial"/>
+      <w:color w:val="000000"/>
+      <w:sz w:val="22"/>
+      <w:lang w:val="en-US"/>
+    </w:rPr>
   </w:style>
   <w:style w:type="paragraph" w:styleId="Header">
     <w:name w:val="header"/>
@@ -807,18 +871,17 @@
     <w:qFormat/>
     <w:rsid w:val="00FC693F"/>
     <w:pPr>
-      <w:pBdr>
-        <w:bottom w:val="single" w:sz="8" w:space="4" w:color="4F81BD" w:themeColor="accent1"/>
-      </w:pBdr>
-      <w:spacing w:after="300" w:line="240" w:lineRule="auto"/>
+      <w:keepNext/>
+      <w:spacing w:after="280" w:line="240" w:lineRule="auto"/>
       <w:contextualSpacing/>
     </w:pPr>
     <w:rPr>
-      <w:rFonts w:asciiTheme="majorHAnsi" w:eastAsiaTheme="majorEastAsia" w:hAnsiTheme="majorHAnsi" w:cstheme="majorBidi"/>
-      <w:color w:val="17365D" w:themeColor="text2" w:themeShade="BF"/>
+      <w:rFonts w:asciiTheme="majorHAnsi" w:eastAsiaTheme="majorEastAsia" w:hAnsiTheme="majorHAnsi" w:cstheme="majorBidi" w:ascii="Arial" w:hAnsi="Arial"/>
+      <w:b/>
+      <w:color w:val="000000"/>
       <w:spacing w:val="5"/>
       <w:kern w:val="28"/>
-      <w:sz w:val="52"/>
+      <w:sz w:val="34"/>
       <w:szCs w:val="52"/>
     </w:rPr>
   </w:style>
@@ -1294,9 +1357,6 @@
     <w:qFormat/>
     <w:rsid w:val="00FC693F"/>
     <w:pPr>
-      <w:pBdr>
-        <w:bottom w:val="single" w:sz="4" w:space="4" w:color="4F81BD" w:themeColor="accent1"/>
-      </w:pBdr>
       <w:spacing w:before="200" w:after="280"/>
       <w:ind w:left="936" w:right="936"/>
     </w:pPr>

--- a/en/wisdom-stories/mother-and-son.docx
+++ b/en/wisdom-stories/mother-and-son.docx
@@ -47,7 +47,7 @@
         <w:spacing w:after="80"/>
       </w:pPr>
       <w:r>
-        <w:t>She did not hear him. Seated on the bed, she was gazing at the frightened boy in the worn frame.</w:t>
+        <w:t>Lost in thought, she did not even hear her son. Seated on the bed, leaning slightly to one side, she was gazing at the frightened boy in the worn frame.</w:t>
       </w:r>
     </w:p>
     <w:p>
@@ -61,25 +61,25 @@
     <w:p>
       <w:pPr/>
       <w:r>
-        <w:t>The memory returned. The day before school began, she had spent hours telling him how wonderful it would be. Even so, she had barely persuaded him to enter the classroom. She waited all day, reassuring him at every break: “I’m here, son. I’m waiting for you.” He clung to her hand. “Don’t leave me, Mom. I’m scared.”</w:t>
+        <w:t>The memory returned. The day before school began, she had spent hours telling him how wonderful it would be. Even so, she had barely persuaded him to enter the classroom. She waited all day, reassuring him at every break: “I’m here, son. I’m waiting for you.” Each time he held her hand even tighter and cried. “Don’t leave me, Mom. I’m scared.”</w:t>
       </w:r>
     </w:p>
     <w:p>
       <w:pPr/>
       <w:r>
-        <w:t>The sun was setting. Her son moved his warm hands from the radiator to the cold window. “Shall we open the other suitcase and put your things away?”</w:t>
+        <w:t>The sun was setting. Her son took his hands off the heater and leaned on the misted window. “Shall we open the other suitcase and put your things away?”</w:t>
       </w:r>
     </w:p>
     <w:p>
       <w:pPr/>
       <w:r>
-        <w:t>“Don’t let me keep you. I can do it. There isn’t much.” She reached for his hand with trembling fingers. For a moment she seemed about to say more. Then she swallowed. “The children will be wondering where you are.”</w:t>
+        <w:t>“Don’t let me keep you. I can do it. There isn’t much.” She reached out her trembling hands and took her son’s hand. For a moment she seemed about to say more. Then she swallowed. “The children will be worried too.”</w:t>
       </w:r>
     </w:p>
     <w:p>
       <w:pPr/>
       <w:r>
-        <w:t>The door closed. She was alone with the peeling paint and the photograph. After a while, she put on her slippers and went to the window. Below, her son was getting into his car.</w:t>
+        <w:t>The door closed with a creak. She was left alone with the peeling paint and with the frightened son in the photograph, standing like a soldier. After sitting on the bed a little, she put on her slippers and went to the window. Below, her son was getting into his car.</w:t>
       </w:r>
     </w:p>
     <w:p>
@@ -91,7 +91,7 @@
     <w:p>
       <w:pPr/>
       <w:r>
-        <w:t>His handprint still marked the glass. She pressed her cheek against it, her eyes filling and her lips trembling.</w:t>
+        <w:t>His handprint still marked the glass. She pressed her cheek against it, her eyes filled and her lips pressed together.</w:t>
       </w:r>
     </w:p>
     <w:p>
@@ -115,7 +115,7 @@
         <w:keepNext/>
       </w:pPr>
       <w:r>
-        <w:t>That night, the other residents heard her crying. Sobs in the corridor were a familiar sound at the nursing home.</w:t>
+        <w:t>That night, those who lived on the same floor heard her crying. Sobs wandering the corridors at night were the only sound they had grown used to at the nursing home.</w:t>
       </w:r>
     </w:p>
     <w:p>
@@ -128,11 +128,9 @@
         <w:rPr>
           <w:b/>
         </w:rPr>
-        <w:t>Moral:</w:t>
+        <w:t>Moral: The child who once held his mother’s hand may grow up and leave her alone. Loyalty to a parent is not only material care, but not depriving them of love and attention.</w:t>
       </w:r>
-      <w:r>
-        <w:t xml:space="preserve"> The child who once feared being left may one day leave a parent with the same fear. Caring for parents means attending to their need for love as well as their physical needs.</w:t>
-      </w:r>
+      <w:r/>
     </w:p>
     <w:p>
       <w:pPr>
@@ -143,7 +141,7 @@
           <w:i/>
           <w:sz w:val="18"/>
         </w:rPr>
-        <w:t>Source: Publicly available internet sources.</w:t>
+        <w:t>Stories are taken from open Internet sources; illustrations were created with AI.</w:t>
       </w:r>
     </w:p>
     <w:sectPr>

--- a/en/wisdom-stories/mother-and-son.docx
+++ b/en/wisdom-stories/mother-and-son.docx
@@ -40,7 +40,7 @@
         <w:rPr>
           <w:lang/>
         </w:rPr>
-        <w:t>“Mum, this really is a lovely place.”</w:t>
+        <w:t xml:space="preserve">“Mom, this really is a lovely place.”</w:t>
       </w:r>
     </w:p>
     <w:p>
@@ -118,7 +118,7 @@
         <w:rPr>
           <w:lang/>
         </w:rPr>
-        <w:t>“Will this wardrobe be big enough for you, Mum?” he asked without turning around.</w:t>
+        <w:t xml:space="preserve">“Will this wardrobe be big enough for you, Mom?” he asked without turning around.</w:t>
       </w:r>
     </w:p>
     <w:p>
@@ -196,7 +196,7 @@
         <w:rPr>
           <w:lang/>
         </w:rPr>
-        <w:t>“Don’t leave me, Mum. I’m so scared.”</w:t>
+        <w:t xml:space="preserve">“Don’t leave me, Mom. I’m so scared.”</w:t>
       </w:r>
     </w:p>
     <w:p>
@@ -222,7 +222,7 @@
         <w:rPr>
           <w:lang/>
         </w:rPr>
-        <w:t>“Open the other suitcase too, Mum. Let’s put your things away.”</w:t>
+        <w:t xml:space="preserve">“Open the other suitcase too, Mom. Let’s put your things away.”</w:t>
       </w:r>
     </w:p>
     <w:p>
